--- a/Docker task.docx
+++ b/Docker task.docx
@@ -4,6 +4,9 @@
   <w:body>
     <w:p>
       <w:r>
+        <w:rPr>
+          <w:noProof/>
+        </w:rPr>
         <w:drawing>
           <wp:inline distT="0" distB="0" distL="0" distR="0" wp14:anchorId="0B67AF16" wp14:editId="4392FF09">
             <wp:extent cx="5731510" cy="3719830"/>
@@ -44,6 +47,9 @@
     <w:p/>
     <w:p>
       <w:r>
+        <w:rPr>
+          <w:noProof/>
+        </w:rPr>
         <w:drawing>
           <wp:inline distT="0" distB="0" distL="0" distR="0" wp14:anchorId="43CC6F49" wp14:editId="57155291">
             <wp:extent cx="5731510" cy="3719830"/>
@@ -83,6 +89,9 @@
     </w:p>
     <w:p>
       <w:r>
+        <w:rPr>
+          <w:noProof/>
+        </w:rPr>
         <w:lastRenderedPageBreak/>
         <w:drawing>
           <wp:inline distT="0" distB="0" distL="0" distR="0" wp14:anchorId="13A70CD7" wp14:editId="7BC148AA">
@@ -123,6 +132,9 @@
     </w:p>
     <w:p>
       <w:r>
+        <w:rPr>
+          <w:noProof/>
+        </w:rPr>
         <w:lastRenderedPageBreak/>
         <w:drawing>
           <wp:inline distT="0" distB="0" distL="0" distR="0" wp14:anchorId="735B6DCA" wp14:editId="030FB6E8">
@@ -163,6 +175,9 @@
     </w:p>
     <w:p>
       <w:r>
+        <w:rPr>
+          <w:noProof/>
+        </w:rPr>
         <w:lastRenderedPageBreak/>
         <w:drawing>
           <wp:inline distT="0" distB="0" distL="0" distR="0" wp14:anchorId="29A432D2" wp14:editId="39150B91">
@@ -203,6 +218,9 @@
     </w:p>
     <w:p>
       <w:r>
+        <w:rPr>
+          <w:noProof/>
+        </w:rPr>
         <w:lastRenderedPageBreak/>
         <w:drawing>
           <wp:inline distT="0" distB="0" distL="0" distR="0" wp14:anchorId="481FED0C" wp14:editId="0F92E859">
@@ -244,6 +262,9 @@
     <w:p/>
     <w:p>
       <w:r>
+        <w:rPr>
+          <w:noProof/>
+        </w:rPr>
         <w:drawing>
           <wp:inline distT="0" distB="0" distL="0" distR="0" wp14:anchorId="5007D961" wp14:editId="1EC7CF03">
             <wp:extent cx="5731510" cy="3009265"/>
@@ -286,6 +307,49 @@
       <w:r>
         <w:lastRenderedPageBreak/>
         <w:drawing>
+          <wp:inline distT="0" distB="0" distL="0" distR="0" wp14:anchorId="440B22FE" wp14:editId="074A791D">
+            <wp:extent cx="5731510" cy="6017895"/>
+            <wp:effectExtent l="0" t="0" r="2540" b="1905"/>
+            <wp:docPr id="1627744431" name="Picture 1"/>
+            <wp:cNvGraphicFramePr>
+              <a:graphicFrameLocks xmlns:a="http://schemas.openxmlformats.org/drawingml/2006/main" noChangeAspect="1"/>
+            </wp:cNvGraphicFramePr>
+            <a:graphic xmlns:a="http://schemas.openxmlformats.org/drawingml/2006/main">
+              <a:graphicData uri="http://schemas.openxmlformats.org/drawingml/2006/picture">
+                <pic:pic xmlns:pic="http://schemas.openxmlformats.org/drawingml/2006/picture">
+                  <pic:nvPicPr>
+                    <pic:cNvPr id="1627744431" name=""/>
+                    <pic:cNvPicPr/>
+                  </pic:nvPicPr>
+                  <pic:blipFill>
+                    <a:blip r:embed="rId11"/>
+                    <a:stretch>
+                      <a:fillRect/>
+                    </a:stretch>
+                  </pic:blipFill>
+                  <pic:spPr>
+                    <a:xfrm>
+                      <a:off x="0" y="0"/>
+                      <a:ext cx="5731510" cy="6017895"/>
+                    </a:xfrm>
+                    <a:prstGeom prst="rect">
+                      <a:avLst/>
+                    </a:prstGeom>
+                  </pic:spPr>
+                </pic:pic>
+              </a:graphicData>
+            </a:graphic>
+          </wp:inline>
+        </w:drawing>
+      </w:r>
+    </w:p>
+    <w:p>
+      <w:r>
+        <w:rPr>
+          <w:noProof/>
+        </w:rPr>
+        <w:lastRenderedPageBreak/>
+        <w:drawing>
           <wp:inline distT="0" distB="0" distL="0" distR="0" wp14:anchorId="38A10564" wp14:editId="68325164">
             <wp:extent cx="5731510" cy="3009265"/>
             <wp:effectExtent l="0" t="0" r="2540" b="635"/>
@@ -301,7 +365,209 @@
                     <pic:cNvPicPr/>
                   </pic:nvPicPr>
                   <pic:blipFill>
+                    <a:blip r:embed="rId12"/>
+                    <a:stretch>
+                      <a:fillRect/>
+                    </a:stretch>
+                  </pic:blipFill>
+                  <pic:spPr>
+                    <a:xfrm>
+                      <a:off x="0" y="0"/>
+                      <a:ext cx="5731510" cy="3009265"/>
+                    </a:xfrm>
+                    <a:prstGeom prst="rect">
+                      <a:avLst/>
+                    </a:prstGeom>
+                  </pic:spPr>
+                </pic:pic>
+              </a:graphicData>
+            </a:graphic>
+          </wp:inline>
+        </w:drawing>
+      </w:r>
+    </w:p>
+    <w:p/>
+    <w:p/>
+    <w:p>
+      <w:r>
+        <w:lastRenderedPageBreak/>
+        <w:drawing>
+          <wp:inline distT="0" distB="0" distL="0" distR="0" wp14:anchorId="5A793AA0" wp14:editId="4ABE05B4">
+            <wp:extent cx="5731510" cy="6017895"/>
+            <wp:effectExtent l="0" t="0" r="2540" b="1905"/>
+            <wp:docPr id="1231911219" name="Picture 1"/>
+            <wp:cNvGraphicFramePr>
+              <a:graphicFrameLocks xmlns:a="http://schemas.openxmlformats.org/drawingml/2006/main" noChangeAspect="1"/>
+            </wp:cNvGraphicFramePr>
+            <a:graphic xmlns:a="http://schemas.openxmlformats.org/drawingml/2006/main">
+              <a:graphicData uri="http://schemas.openxmlformats.org/drawingml/2006/picture">
+                <pic:pic xmlns:pic="http://schemas.openxmlformats.org/drawingml/2006/picture">
+                  <pic:nvPicPr>
+                    <pic:cNvPr id="1231911219" name=""/>
+                    <pic:cNvPicPr/>
+                  </pic:nvPicPr>
+                  <pic:blipFill>
                     <a:blip r:embed="rId11"/>
+                    <a:stretch>
+                      <a:fillRect/>
+                    </a:stretch>
+                  </pic:blipFill>
+                  <pic:spPr>
+                    <a:xfrm>
+                      <a:off x="0" y="0"/>
+                      <a:ext cx="5731510" cy="6017895"/>
+                    </a:xfrm>
+                    <a:prstGeom prst="rect">
+                      <a:avLst/>
+                    </a:prstGeom>
+                  </pic:spPr>
+                </pic:pic>
+              </a:graphicData>
+            </a:graphic>
+          </wp:inline>
+        </w:drawing>
+      </w:r>
+    </w:p>
+    <w:p>
+      <w:r>
+        <w:lastRenderedPageBreak/>
+        <w:drawing>
+          <wp:inline distT="0" distB="0" distL="0" distR="0" wp14:anchorId="1BB3E177" wp14:editId="7D270BBA">
+            <wp:extent cx="5731510" cy="6017895"/>
+            <wp:effectExtent l="0" t="0" r="2540" b="1905"/>
+            <wp:docPr id="782996214" name="Picture 1"/>
+            <wp:cNvGraphicFramePr>
+              <a:graphicFrameLocks xmlns:a="http://schemas.openxmlformats.org/drawingml/2006/main" noChangeAspect="1"/>
+            </wp:cNvGraphicFramePr>
+            <a:graphic xmlns:a="http://schemas.openxmlformats.org/drawingml/2006/main">
+              <a:graphicData uri="http://schemas.openxmlformats.org/drawingml/2006/picture">
+                <pic:pic xmlns:pic="http://schemas.openxmlformats.org/drawingml/2006/picture">
+                  <pic:nvPicPr>
+                    <pic:cNvPr id="782996214" name=""/>
+                    <pic:cNvPicPr/>
+                  </pic:nvPicPr>
+                  <pic:blipFill>
+                    <a:blip r:embed="rId13"/>
+                    <a:stretch>
+                      <a:fillRect/>
+                    </a:stretch>
+                  </pic:blipFill>
+                  <pic:spPr>
+                    <a:xfrm>
+                      <a:off x="0" y="0"/>
+                      <a:ext cx="5731510" cy="6017895"/>
+                    </a:xfrm>
+                    <a:prstGeom prst="rect">
+                      <a:avLst/>
+                    </a:prstGeom>
+                  </pic:spPr>
+                </pic:pic>
+              </a:graphicData>
+            </a:graphic>
+          </wp:inline>
+        </w:drawing>
+      </w:r>
+    </w:p>
+    <w:p>
+      <w:r>
+        <w:lastRenderedPageBreak/>
+        <w:drawing>
+          <wp:inline distT="0" distB="0" distL="0" distR="0" wp14:anchorId="607376EC" wp14:editId="115EE514">
+            <wp:extent cx="5731510" cy="6017895"/>
+            <wp:effectExtent l="0" t="0" r="2540" b="1905"/>
+            <wp:docPr id="1518705147" name="Picture 1"/>
+            <wp:cNvGraphicFramePr>
+              <a:graphicFrameLocks xmlns:a="http://schemas.openxmlformats.org/drawingml/2006/main" noChangeAspect="1"/>
+            </wp:cNvGraphicFramePr>
+            <a:graphic xmlns:a="http://schemas.openxmlformats.org/drawingml/2006/main">
+              <a:graphicData uri="http://schemas.openxmlformats.org/drawingml/2006/picture">
+                <pic:pic xmlns:pic="http://schemas.openxmlformats.org/drawingml/2006/picture">
+                  <pic:nvPicPr>
+                    <pic:cNvPr id="1518705147" name=""/>
+                    <pic:cNvPicPr/>
+                  </pic:nvPicPr>
+                  <pic:blipFill>
+                    <a:blip r:embed="rId14"/>
+                    <a:stretch>
+                      <a:fillRect/>
+                    </a:stretch>
+                  </pic:blipFill>
+                  <pic:spPr>
+                    <a:xfrm>
+                      <a:off x="0" y="0"/>
+                      <a:ext cx="5731510" cy="6017895"/>
+                    </a:xfrm>
+                    <a:prstGeom prst="rect">
+                      <a:avLst/>
+                    </a:prstGeom>
+                  </pic:spPr>
+                </pic:pic>
+              </a:graphicData>
+            </a:graphic>
+          </wp:inline>
+        </w:drawing>
+      </w:r>
+    </w:p>
+    <w:p>
+      <w:r>
+        <w:lastRenderedPageBreak/>
+        <w:drawing>
+          <wp:inline distT="0" distB="0" distL="0" distR="0" wp14:anchorId="517CADDD" wp14:editId="05F9CD2A">
+            <wp:extent cx="5731510" cy="6017895"/>
+            <wp:effectExtent l="0" t="0" r="2540" b="1905"/>
+            <wp:docPr id="1265384915" name="Picture 1"/>
+            <wp:cNvGraphicFramePr>
+              <a:graphicFrameLocks xmlns:a="http://schemas.openxmlformats.org/drawingml/2006/main" noChangeAspect="1"/>
+            </wp:cNvGraphicFramePr>
+            <a:graphic xmlns:a="http://schemas.openxmlformats.org/drawingml/2006/main">
+              <a:graphicData uri="http://schemas.openxmlformats.org/drawingml/2006/picture">
+                <pic:pic xmlns:pic="http://schemas.openxmlformats.org/drawingml/2006/picture">
+                  <pic:nvPicPr>
+                    <pic:cNvPr id="1265384915" name=""/>
+                    <pic:cNvPicPr/>
+                  </pic:nvPicPr>
+                  <pic:blipFill>
+                    <a:blip r:embed="rId15"/>
+                    <a:stretch>
+                      <a:fillRect/>
+                    </a:stretch>
+                  </pic:blipFill>
+                  <pic:spPr>
+                    <a:xfrm>
+                      <a:off x="0" y="0"/>
+                      <a:ext cx="5731510" cy="6017895"/>
+                    </a:xfrm>
+                    <a:prstGeom prst="rect">
+                      <a:avLst/>
+                    </a:prstGeom>
+                  </pic:spPr>
+                </pic:pic>
+              </a:graphicData>
+            </a:graphic>
+          </wp:inline>
+        </w:drawing>
+      </w:r>
+    </w:p>
+    <w:p>
+      <w:r>
+        <w:lastRenderedPageBreak/>
+        <w:drawing>
+          <wp:inline distT="0" distB="0" distL="0" distR="0" wp14:anchorId="467CB1F9" wp14:editId="0C743B89">
+            <wp:extent cx="5731510" cy="3009265"/>
+            <wp:effectExtent l="0" t="0" r="2540" b="635"/>
+            <wp:docPr id="1490741691" name="Picture 1"/>
+            <wp:cNvGraphicFramePr>
+              <a:graphicFrameLocks xmlns:a="http://schemas.openxmlformats.org/drawingml/2006/main" noChangeAspect="1"/>
+            </wp:cNvGraphicFramePr>
+            <a:graphic xmlns:a="http://schemas.openxmlformats.org/drawingml/2006/main">
+              <a:graphicData uri="http://schemas.openxmlformats.org/drawingml/2006/picture">
+                <pic:pic xmlns:pic="http://schemas.openxmlformats.org/drawingml/2006/picture">
+                  <pic:nvPicPr>
+                    <pic:cNvPr id="1490741691" name=""/>
+                    <pic:cNvPicPr/>
+                  </pic:nvPicPr>
+                  <pic:blipFill>
+                    <a:blip r:embed="rId16"/>
                     <a:stretch>
                       <a:fillRect/>
                     </a:stretch>
